--- a/public/downloads/przykladowa-praca-magisterska-filologia-wloska.docx
+++ b/public/downloads/przykladowa-praca-magisterska-filologia-wloska.docx
@@ -117,7 +117,7 @@
         <w:t xml:space="preserve">: włoskie frazeologizmy kulinarne zestawione z polskimi ekwiwalentami według typologii ekwiwalencji, z weryfikacją korpusową użyć. Prace z italianistyki pisze się PO WŁOSKU (stąd włoskie sekcje); polskie adnotacje objaśniają funkcję części — usuń je w swojej pracy. Frazeologia kulinarna to wdzięczny, „gęsty” materiał dla pary włosko-polskiej. Pełne poradniki: praca-magisterska.pl/poradniki/</w:t>
       </w:r>
     </w:p>
-    <w:bookmarkStart w:id="20" w:name="riassunto"/>
+    <w:bookmarkStart w:id="9" w:name="_riassunto"/>
     <w:p>
       <w:pPr>
         <w:pStyle w:val="Heading1"/>
@@ -183,8 +183,8 @@
         <w:t xml:space="preserve">[Riassunto po włosku: przedmiot, korpus z liczbą (214 jednostek) i źródłami, typologia ekwiwalencji (4 stopnie) i główny wynik z odsetkami. Uczelnie wymagają zwykle także streszczenia po polsku — sprawdź wytyczne instytutu.]</w:t>
       </w:r>
     </w:p>
-    <w:bookmarkEnd w:id="20"/>
-    <w:bookmarkStart w:id="21" w:name="indice"/>
+    <w:bookmarkEnd w:id="9"/>
+    <w:bookmarkStart w:id="10" w:name="_indice"/>
     <w:p>
       <w:pPr>
         <w:pStyle w:val="Heading1"/>
@@ -391,8 +391,8 @@
         <w:t xml:space="preserve"> </w:t>
       </w:r>
     </w:p>
-    <w:bookmarkEnd w:id="21"/>
-    <w:bookmarkStart w:id="24" w:name="capitolo-2.-materiale-e-metodo"/>
+    <w:bookmarkEnd w:id="10"/>
+    <w:bookmarkStart w:id="13" w:name="_0db3e982c0778e93975a6058edf869eecb7617f"/>
     <w:p>
       <w:pPr>
         <w:pStyle w:val="Heading1"/>
@@ -401,7 +401,7 @@
         <w:t xml:space="preserve">Capitolo 2. Materiale e metodo</w:t>
       </w:r>
     </w:p>
-    <w:bookmarkStart w:id="22" w:name="X9493b6dff3984019c348a367333e7c7499f428e"/>
+    <w:bookmarkStart w:id="11" w:name="_9493b6dff3984019c348a367333e7c7499f428e"/>
     <w:p>
       <w:pPr>
         <w:pStyle w:val="Heading2"/>
@@ -426,8 +426,8 @@
         <w:t xml:space="preserve">[Warsztat frazeologiczny: źródła słownikowe (autorytet), kryterium komponentu gastronomicznego, wykluczenia, weryfikacja KORPUSOWA aktualności użycia — to ona odróżnia współczesną pracę frazeologiczną od przepisywania słowników.]</w:t>
       </w:r>
     </w:p>
-    <w:bookmarkEnd w:id="22"/>
-    <w:bookmarkStart w:id="23" w:name="la-tipologia-di-equivalenza-adottata"/>
+    <w:bookmarkEnd w:id="11"/>
+    <w:bookmarkStart w:id="12" w:name="_98e2881b66856d5161f4ae64362e8de7acd314f"/>
     <w:p>
       <w:pPr>
         <w:pStyle w:val="Heading2"/>
@@ -496,9 +496,9 @@
         <w:t xml:space="preserve">); (4) lacuna — assenza di un equivalente fraseologico consolidato, con necessità di parafrasi. Gli equivalenti polacchi sono stati stabiliti sulla base dei dizionari fraseologici polacchi e verificati nel Corpus Nazionale della Lingua Polacca.</w:t>
       </w:r>
     </w:p>
-    <w:bookmarkEnd w:id="23"/>
-    <w:bookmarkEnd w:id="24"/>
-    <w:bookmarkStart w:id="26" w:name="capitolo-3.-analisi-contrastiva"/>
+    <w:bookmarkEnd w:id="12"/>
+    <w:bookmarkEnd w:id="13"/>
+    <w:bookmarkStart w:id="15" w:name="_d08d81191895341c5cc6804fd566f633f1e2914"/>
     <w:p>
       <w:pPr>
         <w:pStyle w:val="Heading1"/>
@@ -507,7 +507,7 @@
         <w:t xml:space="preserve">Capitolo 3. Analisi contrastiva</w:t>
       </w:r>
     </w:p>
-    <w:bookmarkStart w:id="25" w:name="Xfa22fb45d6af6af30abad97b55fd591b97c38e7"/>
+    <w:bookmarkStart w:id="14" w:name="_fa22fb45d6af6af30abad97b55fd591b97c38e7"/>
     <w:p>
       <w:pPr>
         <w:pStyle w:val="Heading2"/>
@@ -834,9 +834,9 @@
         <w:t xml:space="preserve">[Tabela typologii z liczbami i przykładami (jednostki kursywą — konwencja lingwistyczna). Wzorzec akapitu: jednostka → ekwiwalent → stopień → co ginie (specyfika kulturowa obrazu). Sekcja o lukach naturalnie łączy frazeologię z realiami kulinarnymi.]</w:t>
       </w:r>
     </w:p>
-    <w:bookmarkEnd w:id="25"/>
-    <w:bookmarkEnd w:id="26"/>
-    <w:bookmarkStart w:id="27" w:name="capitolo-4.-implicazioni-traduttive"/>
+    <w:bookmarkEnd w:id="14"/>
+    <w:bookmarkEnd w:id="15"/>
+    <w:bookmarkStart w:id="16" w:name="_4994885d00135dc3f0ba7aaadaab822b5666d87"/>
     <w:p>
       <w:pPr>
         <w:pStyle w:val="Heading1"/>
@@ -853,8 +853,8 @@
         <w:t xml:space="preserve">Le implicazioni traduttive dei risultati sono illustrate su esempi tratti da tre traduzioni polacche pubblicate di narrativa italiana contemporanea: le unità a equivalenza totale passano di regola senza perdite; quelle sostitutive impongono al traduttore la scelta tra funzionalità e colorito locale; le lacune attivano strategie descrittive o compensative. Limiti del lavoro: la prospettiva unidirezionale (italiano → polacco) e il carattere lessicografico-corpusuale dell’analisi, senza dati sperimentali sulla comprensione. Prospettive: l’inversione della direzione e uno studio sulla ricezione delle soluzioni traduttive.</w:t>
       </w:r>
     </w:p>
-    <w:bookmarkEnd w:id="27"/>
-    <w:bookmarkStart w:id="31" w:name="bibliografia-selezione"/>
+    <w:bookmarkEnd w:id="16"/>
+    <w:bookmarkStart w:id="21" w:name="_ddd35784264e974f2b45c3e632757f9f734963e"/>
     <w:p>
       <w:pPr>
         <w:pStyle w:val="Heading1"/>
@@ -981,7 +981,7 @@
     </w:p>
     <w:p>
       <w:pPr>
-        <w:pStyle w:val="BodyText"/>
+        <w:pStyle w:val="FirstParagraph"/>
       </w:pPr>
       <w:r>
         <w:t xml:space="preserve">Wzór przygotowała redakcja serwisu</w:t>
@@ -1009,7 +1009,7 @@
           <w:b/>
           <w:bCs/>
         </w:rPr>
-        <w:t xml:space="preserve">Smart-Edu.ai — pierwsza wersja pracy w kilka godzin, nie w kilka miesięcy</w:t>
+        <w:t xml:space="preserve">„Jak napisać pracę magisterską od A do Z” — ebook, 250 stron</w:t>
       </w:r>
     </w:p>
     <w:p>
@@ -1017,21 +1017,27 @@
         <w:pStyle w:val="Note"/>
       </w:pPr>
       <w:r>
-        <w:t xml:space="preserve">Podajesz temat, kierunek studiów i wytyczne promotora, a sztuczna inteligencja generuje unikalny, gotowy do edycji tekst: z poprawną strukturą rozdziałów, przypisami i bibliografią. Rejestracja jest darmowa, płacisz wyłącznie za wygenerowany tekst.</w:t>
+        <w:t xml:space="preserve">Ten wzór daje gotowy układ. Ebook prowadzi krok po kroku przez każdą część pracy: wybór tematu, rozdział teoretyczny, metodologię, analizę wyników, zakończenie i obronę. Szablony, checklisty i rozdział o etycznym korzystaniu z AI, 39 zł.</w:t>
       </w:r>
     </w:p>
     <w:p>
       <w:pPr>
         <w:pStyle w:val="Note"/>
       </w:pPr>
-      <w:hyperlink r:id="rId28">
+      <w:r>
+        <w:t xml:space="preserve">Rozdział o metodologii badań przejrzysz za darmo:</w:t>
+      </w:r>
+      <w:r>
+        <w:t xml:space="preserve"> </w:t>
+      </w:r>
+      <w:hyperlink r:id="rId17">
         <w:r>
           <w:rPr>
             <w:rStyle w:val="Hyperlink"/>
             <w:b/>
             <w:bCs/>
           </w:rPr>
-          <w:t xml:space="preserve">www.smart-edu.ai/pl/masters-thesis</w:t>
+          <w:t xml:space="preserve">praca-magisterska.pl/sklep/praca-magisterska-ebook/</w:t>
         </w:r>
       </w:hyperlink>
     </w:p>
@@ -1040,35 +1046,50 @@
         <w:pStyle w:val="BodyText"/>
       </w:pPr>
       <w:r>
-        <w:t xml:space="preserve">Wolisz napisać pracę w pełni samodzielnie? Pomoże Ci ebook</w:t>
-      </w:r>
-      <w:r>
-        <w:t xml:space="preserve"> </w:t>
-      </w:r>
-      <w:r>
-        <w:rPr>
-          <w:b/>
-          <w:bCs/>
-        </w:rPr>
-        <w:t xml:space="preserve">„Jak napisać pracę magisterską. Kompletny przewodnik od A do Z”</w:t>
-      </w:r>
-      <w:r>
-        <w:t xml:space="preserve"> </w:t>
-      </w:r>
-      <w:r>
-        <w:t xml:space="preserve">— 250 stron praktycznych wskazówek, szablonów i checklist, z rozdziałem o etycznym korzystaniu z AI:</w:t>
-      </w:r>
-      <w:r>
-        <w:t xml:space="preserve"> </w:t>
-      </w:r>
-      <w:hyperlink r:id="rId29">
+        <w:t xml:space="preserve">Chcesz zobaczyć, jak wygląda cała praca? Zajrzyj do</w:t>
+      </w:r>
+      <w:r>
+        <w:t xml:space="preserve"> </w:t>
+      </w:r>
+      <w:hyperlink r:id="rId18">
         <w:r>
           <w:rPr>
             <w:rStyle w:val="Hyperlink"/>
           </w:rPr>
-          <w:t xml:space="preserve">www.praca-magisterska.pl/sklep/praca-magisterska-ebook/</w:t>
+          <w:t xml:space="preserve">katalogu gotowych prac wzorcowych</w:t>
         </w:r>
       </w:hyperlink>
+      <w:r>
+        <w:t xml:space="preserve"> </w:t>
+      </w:r>
+      <w:r>
+        <w:t xml:space="preserve">z przypisami i bibliografią (59 zł za pracę).</w:t>
+      </w:r>
+    </w:p>
+    <w:p>
+      <w:pPr>
+        <w:pStyle w:val="BodyText"/>
+      </w:pPr>
+      <w:r>
+        <w:t xml:space="preserve">Generator</w:t>
+      </w:r>
+      <w:r>
+        <w:t xml:space="preserve"> </w:t>
+      </w:r>
+      <w:hyperlink r:id="rId19">
+        <w:r>
+          <w:rPr>
+            <w:rStyle w:val="Hyperlink"/>
+          </w:rPr>
+          <w:t xml:space="preserve">Smart-Edu.ai</w:t>
+        </w:r>
+      </w:hyperlink>
+      <w:r>
+        <w:t xml:space="preserve"> </w:t>
+      </w:r>
+      <w:r>
+        <w:t xml:space="preserve">przygotuje pierwszą wersję tekstu z pomocą sztucznej inteligencji, jeśli wolisz zacząć od szkicu.</w:t>
+      </w:r>
     </w:p>
     <w:p>
       <w:pPr>
@@ -1084,7 +1105,7 @@
       <w:r>
         <w:t xml:space="preserve"> </w:t>
       </w:r>
-      <w:hyperlink r:id="rId30">
+      <w:hyperlink r:id="rId20">
         <w:r>
           <w:rPr>
             <w:rStyle w:val="Hyperlink"/>
@@ -1095,7 +1116,7 @@
         </w:r>
       </w:hyperlink>
     </w:p>
-    <w:bookmarkEnd w:id="31"/>
+    <w:bookmarkEnd w:id="21"/>
     <w:sectPr/>
   </w:body>
 </w:document>

--- a/public/downloads/przykladowa-praca-magisterska-filologia-wloska.docx
+++ b/public/downloads/przykladowa-praca-magisterska-filologia-wloska.docx
@@ -1017,7 +1017,7 @@
         <w:pStyle w:val="Note"/>
       </w:pPr>
       <w:r>
-        <w:t xml:space="preserve">Ten wzór daje gotowy układ. Ebook prowadzi krok po kroku przez każdą część pracy: wybór tematu, rozdział teoretyczny, metodologię, analizę wyników, zakończenie i obronę. Szablony, checklisty i rozdział o etycznym korzystaniu z AI, 39 zł.</w:t>
+        <w:t xml:space="preserve">Ten wzór daje gotowy układ. Ebook prowadzi krok po kroku przez każdą część pracy: wybór tematu, rozdział teoretyczny, metodologię, analizę wyników, zakończenie i obronę. Szablony, checklisty i rozdział o etycznym korzystaniu z AI, 49 zł.</w:t>
       </w:r>
     </w:p>
     <w:p>
